--- a/lab 4 evidnece.docx
+++ b/lab 4 evidnece.docx
@@ -675,6 +675,7 @@
         <w:rPr>
           <w:b/>
           <w:bCs/>
+          <w:noProof/>
         </w:rPr>
         <w:drawing>
           <wp:inline distT="0" distB="0" distL="0" distR="0" wp14:anchorId="2AA70D58" wp14:editId="4B39FBF7">
@@ -724,6 +725,7 @@
         <w:rPr>
           <w:b/>
           <w:bCs/>
+          <w:noProof/>
         </w:rPr>
         <w:lastRenderedPageBreak/>
         <w:drawing>
@@ -770,6 +772,43 @@
       <w:r>
         <w:t xml:space="preserve"> the JavaScript has access to.</w:t>
       </w:r>
+    </w:p>
+    <w:p/>
+    <w:p>
+      <w:pPr>
+        <w:rPr>
+          <w:b/>
+          <w:bCs/>
+        </w:rPr>
+      </w:pPr>
+      <w:r>
+        <w:rPr>
+          <w:b/>
+          <w:bCs/>
+        </w:rPr>
+        <w:t>Reflection:</w:t>
+      </w:r>
+    </w:p>
+    <w:p>
+      <w:pPr>
+        <w:rPr>
+          <w:b/>
+          <w:bCs/>
+        </w:rPr>
+      </w:pPr>
+    </w:p>
+    <w:p>
+      <w:r>
+        <w:t xml:space="preserve">For Lab 4 I learnt how to improve the quality of the webpages that I produced using JavaScript and CSS. These techniques were applied to my index.html page by adding in chunks of JavaScript and CSS code. The JavaScript was required as it gave my pages improved functionality such as allowing for buttons to be produced that have the hyperlinks required to move to another page and the CSS was required as it allows me to add style to my pages like implementing background colours and keeping images and text sizes consistent with each other. </w:t>
+      </w:r>
+    </w:p>
+    <w:p>
+      <w:pPr>
+        <w:rPr>
+          <w:b/>
+          <w:bCs/>
+        </w:rPr>
+      </w:pPr>
     </w:p>
     <w:p/>
     <w:p/>
